--- a/webapp/templates/word/Datos_Personales.docx
+++ b/webapp/templates/word/Datos_Personales.docx
@@ -1,6 +1,6 @@
 
 <file path=word/document.xml><?xml version="1.0" encoding="utf-8"?>
-<w:document xmlns:wpc="http://schemas.microsoft.com/office/word/2010/wordprocessingCanvas" xmlns:cx="http://schemas.microsoft.com/office/drawing/2014/chartex" xmlns:cx1="http://schemas.microsoft.com/office/drawing/2015/9/8/chartex" xmlns:cx2="http://schemas.microsoft.com/office/drawing/2015/10/21/chartex" xmlns:cx3="http://schemas.microsoft.com/office/drawing/2016/5/9/chartex" xmlns:cx4="http://schemas.microsoft.com/office/drawing/2016/5/10/chartex" xmlns:cx5="http://schemas.microsoft.com/office/drawing/2016/5/11/chartex" xmlns:cx6="http://schemas.microsoft.com/office/drawing/2016/5/12/chartex" xmlns:cx7="http://schemas.microsoft.com/office/drawing/2016/5/13/chartex" xmlns:cx8="http://schemas.microsoft.com/office/drawing/2016/5/14/chartex" xmlns:mc="http://schemas.openxmlformats.org/markup-compatibility/2006" xmlns:aink="http://schemas.microsoft.com/office/drawing/2016/ink" xmlns:am3d="http://schemas.microsoft.com/office/drawing/2017/model3d" xmlns:o="urn:schemas-microsoft-com:office:office" xmlns:oel="http://schemas.microsoft.com/office/2019/extlst" xmlns:r="http://schemas.openxmlformats.org/officeDocument/2006/relationships" xmlns:m="http://schemas.openxmlformats.org/officeDocument/2006/math" xmlns:v="urn:schemas-microsoft-com:vml" xmlns:wp14="http://schemas.microsoft.com/office/word/2010/wordprocessingDrawing" xmlns:wp="http://schemas.openxmlformats.org/drawingml/2006/wordprocessingDrawing" xmlns:w10="urn:schemas-microsoft-com:office:word" xmlns:w="http://schemas.openxmlformats.org/wordprocessingml/2006/main" xmlns:w14="http://schemas.microsoft.com/office/word/2010/wordml" xmlns:w15="http://schemas.microsoft.com/office/word/2012/wordml" xmlns:w16cex="http://schemas.microsoft.com/office/word/2018/wordml/cex" xmlns:w16cid="http://schemas.microsoft.com/office/word/2016/wordml/cid" xmlns:w16="http://schemas.microsoft.com/office/word/2018/wordml" xmlns:w16sdtdh="http://schemas.microsoft.com/office/word/2020/wordml/sdtdatahash" xmlns:w16se="http://schemas.microsoft.com/office/word/2015/wordml/symex" xmlns:wpg="http://schemas.microsoft.com/office/word/2010/wordprocessingGroup" xmlns:wpi="http://schemas.microsoft.com/office/word/2010/wordprocessingInk" xmlns:wne="http://schemas.microsoft.com/office/word/2006/wordml" xmlns:wps="http://schemas.microsoft.com/office/word/2010/wordprocessingShape" mc:Ignorable="w14 w15 w16se w16cid w16 w16cex w16sdtdh wp14">
+<w:document xmlns:wpc="http://schemas.microsoft.com/office/word/2010/wordprocessingCanvas" xmlns:cx="http://schemas.microsoft.com/office/drawing/2014/chartex" xmlns:cx1="http://schemas.microsoft.com/office/drawing/2015/9/8/chartex" xmlns:cx2="http://schemas.microsoft.com/office/drawing/2015/10/21/chartex" xmlns:cx3="http://schemas.microsoft.com/office/drawing/2016/5/9/chartex" xmlns:cx4="http://schemas.microsoft.com/office/drawing/2016/5/10/chartex" xmlns:cx5="http://schemas.microsoft.com/office/drawing/2016/5/11/chartex" xmlns:cx6="http://schemas.microsoft.com/office/drawing/2016/5/12/chartex" xmlns:cx7="http://schemas.microsoft.com/office/drawing/2016/5/13/chartex" xmlns:cx8="http://schemas.microsoft.com/office/drawing/2016/5/14/chartex" xmlns:mc="http://schemas.openxmlformats.org/markup-compatibility/2006" xmlns:aink="http://schemas.microsoft.com/office/drawing/2016/ink" xmlns:am3d="http://schemas.microsoft.com/office/drawing/2017/model3d" xmlns:o="urn:schemas-microsoft-com:office:office" xmlns:r="http://schemas.openxmlformats.org/officeDocument/2006/relationships" xmlns:m="http://schemas.openxmlformats.org/officeDocument/2006/math" xmlns:v="urn:schemas-microsoft-com:vml" xmlns:wp14="http://schemas.microsoft.com/office/word/2010/wordprocessingDrawing" xmlns:wp="http://schemas.openxmlformats.org/drawingml/2006/wordprocessingDrawing" xmlns:w10="urn:schemas-microsoft-com:office:word" xmlns:w="http://schemas.openxmlformats.org/wordprocessingml/2006/main" xmlns:w14="http://schemas.microsoft.com/office/word/2010/wordml" xmlns:w15="http://schemas.microsoft.com/office/word/2012/wordml" xmlns:w16cex="http://schemas.microsoft.com/office/word/2018/wordml/cex" xmlns:w16cid="http://schemas.microsoft.com/office/word/2016/wordml/cid" xmlns:w16="http://schemas.microsoft.com/office/word/2018/wordml" xmlns:w16sdtdh="http://schemas.microsoft.com/office/word/2020/wordml/sdtdatahash" xmlns:w16se="http://schemas.microsoft.com/office/word/2015/wordml/symex" xmlns:wpg="http://schemas.microsoft.com/office/word/2010/wordprocessingGroup" xmlns:wpi="http://schemas.microsoft.com/office/word/2010/wordprocessingInk" xmlns:wne="http://schemas.microsoft.com/office/word/2006/wordml" xmlns:wps="http://schemas.microsoft.com/office/word/2010/wordprocessingShape" mc:Ignorable="w14 w15 w16se w16cid w16 w16cex w16sdtdh wp14">
   <w:body>
     <w:p>
       <w:pPr>
@@ -336,7 +336,7 @@
                 </mc:Choice>
                 <mc:Fallback>
                   <w:pict>
-                    <v:group w14:anchorId="0FC667B2" id="Group 3" o:spid="_x0000_s1026" style="position:absolute;margin-left:3.5pt;margin-top:28.25pt;width:221.6pt;height:.45pt;z-index:-15926272;mso-wrap-distance-left:0;mso-wrap-distance-right:0" coordsize="28143,57" o:gfxdata="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">
+                    <v:group w14:anchorId="1C193F6C" id="Group 3" o:spid="_x0000_s1026" style="position:absolute;margin-left:3.5pt;margin-top:28.25pt;width:221.6pt;height:.45pt;z-index:-15926272;mso-wrap-distance-left:0;mso-wrap-distance-right:0" coordsize="28143,57" o:gfxdata="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">
                       <v:shape id="Graphic 4" o:spid="_x0000_s1027" style="position:absolute;top:28;width:28143;height:13;visibility:visible;mso-wrap-style:square;v-text-anchor:top" coordsize="2814320,1270" o:gfxdata="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" path="m,l2814059,e" filled="f" strokeweight=".45pt">
                         <v:path arrowok="t"/>
                       </v:shape>
@@ -457,43 +457,7 @@
                 <w:w w:val="80"/>
                 <w:sz w:val="18"/>
               </w:rPr>
-              <w:t>C.C. [[</w:t>
-            </w:r>
-            <w:proofErr w:type="spellStart"/>
-            <w:r>
-              <w:rPr>
-                <w:b/>
-                <w:w w:val="80"/>
-                <w:sz w:val="18"/>
-              </w:rPr>
-              <w:t>CheckCC</w:t>
-            </w:r>
-            <w:proofErr w:type="spellEnd"/>
-            <w:r>
-              <w:rPr>
-                <w:b/>
-                <w:w w:val="80"/>
-                <w:sz w:val="18"/>
-              </w:rPr>
-              <w:t>]]    C.E. [[</w:t>
-            </w:r>
-            <w:proofErr w:type="spellStart"/>
-            <w:r>
-              <w:rPr>
-                <w:b/>
-                <w:w w:val="80"/>
-                <w:sz w:val="18"/>
-              </w:rPr>
-              <w:t>CheckCE</w:t>
-            </w:r>
-            <w:proofErr w:type="spellEnd"/>
-            <w:r>
-              <w:rPr>
-                <w:b/>
-                <w:w w:val="80"/>
-                <w:sz w:val="18"/>
-              </w:rPr>
-              <w:t>]]</w:t>
+              <w:t>C.C. [[CheckCC]]    C.E. [[CheckCE]]</w:t>
             </w:r>
           </w:p>
           <w:p>
@@ -628,21 +592,7 @@
               <w:rPr>
                 <w:sz w:val="18"/>
               </w:rPr>
-              <w:t>[[</w:t>
-            </w:r>
-            <w:proofErr w:type="spellStart"/>
-            <w:r>
-              <w:rPr>
-                <w:sz w:val="18"/>
-              </w:rPr>
-              <w:t>FechaExpedicion</w:t>
-            </w:r>
-            <w:proofErr w:type="spellEnd"/>
-            <w:r>
-              <w:rPr>
-                <w:sz w:val="18"/>
-              </w:rPr>
-              <w:t>]]</w:t>
+              <w:t>[[FechaExpedicion]]</w:t>
             </w:r>
           </w:p>
         </w:tc>
@@ -750,7 +700,7 @@
                 </mc:Choice>
                 <mc:Fallback>
                   <w:pict>
-                    <v:group w14:anchorId="5E490F31" id="Group 5" o:spid="_x0000_s1026" style="position:absolute;margin-left:3.5pt;margin-top:29.7pt;width:484.15pt;height:.45pt;z-index:-15925760;mso-wrap-distance-left:0;mso-wrap-distance-right:0" coordsize="61487,57" o:gfxdata="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">
+                    <v:group w14:anchorId="04B4D235" id="Group 5" o:spid="_x0000_s1026" style="position:absolute;margin-left:3.5pt;margin-top:29.7pt;width:484.15pt;height:.45pt;z-index:-15925760;mso-wrap-distance-left:0;mso-wrap-distance-right:0" coordsize="61487,57" o:gfxdata="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">
                       <v:shape id="Graphic 6" o:spid="_x0000_s1027" style="position:absolute;top:28;width:61487;height:13;visibility:visible;mso-wrap-style:square;v-text-anchor:top" coordsize="6148705,1270" o:gfxdata="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" path="m,l6148546,e" filled="f" strokeweight=".45pt">
                         <v:path arrowok="t"/>
                       </v:shape>
@@ -974,21 +924,7 @@
               <w:rPr>
                 <w:sz w:val="18"/>
               </w:rPr>
-              <w:t>[[</w:t>
-            </w:r>
-            <w:proofErr w:type="spellStart"/>
-            <w:r>
-              <w:rPr>
-                <w:sz w:val="18"/>
-              </w:rPr>
-              <w:t>Pais</w:t>
-            </w:r>
-            <w:proofErr w:type="spellEnd"/>
-            <w:r>
-              <w:rPr>
-                <w:sz w:val="18"/>
-              </w:rPr>
-              <w:t>]]</w:t>
+              <w:t>[[Pais]]</w:t>
             </w:r>
           </w:p>
         </w:tc>
@@ -1029,14 +965,7 @@
               <w:rPr>
                 <w:sz w:val="18"/>
               </w:rPr>
-              <w:t>[[</w:t>
-            </w:r>
-            <w:proofErr w:type="spellStart"/>
-            <w:r>
-              <w:rPr>
-                <w:sz w:val="18"/>
-              </w:rPr>
-              <w:t>Jefe</w:t>
+              <w:t>[[Jefe</w:t>
             </w:r>
             <w:r>
               <w:rPr>
@@ -1044,7 +973,6 @@
               </w:rPr>
               <w:t>Nombre</w:t>
             </w:r>
-            <w:proofErr w:type="spellEnd"/>
             <w:r>
               <w:rPr>
                 <w:sz w:val="18"/>
@@ -1061,6 +989,7 @@
                 <w:b/>
                 <w:w w:val="85"/>
                 <w:sz w:val="18"/>
+                <w:lang w:val="es-AR"/>
               </w:rPr>
             </w:pPr>
             <w:r>
@@ -1145,7 +1074,25 @@
                 <w:w w:val="85"/>
                 <w:sz w:val="18"/>
               </w:rPr>
-              <w:t xml:space="preserve"> [[Planta]]</w:t>
+              <w:t xml:space="preserve"> </w:t>
+            </w:r>
+            <w:r>
+              <w:rPr>
+                <w:sz w:val="18"/>
+              </w:rPr>
+              <w:t>[[</w:t>
+            </w:r>
+            <w:r>
+              <w:rPr>
+                <w:sz w:val="18"/>
+              </w:rPr>
+              <w:t>Planta</w:t>
+            </w:r>
+            <w:r>
+              <w:rPr>
+                <w:sz w:val="18"/>
+              </w:rPr>
+              <w:t>]]</w:t>
             </w:r>
           </w:p>
         </w:tc>
@@ -1221,21 +1168,7 @@
               <w:rPr>
                 <w:sz w:val="18"/>
               </w:rPr>
-              <w:t>[[</w:t>
-            </w:r>
-            <w:proofErr w:type="spellStart"/>
-            <w:r>
-              <w:rPr>
-                <w:sz w:val="18"/>
-              </w:rPr>
-              <w:t>Direccion</w:t>
-            </w:r>
-            <w:proofErr w:type="spellEnd"/>
-            <w:r>
-              <w:rPr>
-                <w:sz w:val="18"/>
-              </w:rPr>
-              <w:t>]]</w:t>
+              <w:t>[[Direccion]]</w:t>
             </w:r>
           </w:p>
         </w:tc>
@@ -1299,21 +1232,7 @@
               <w:rPr>
                 <w:sz w:val="18"/>
               </w:rPr>
-              <w:t>[[</w:t>
-            </w:r>
-            <w:proofErr w:type="spellStart"/>
-            <w:r>
-              <w:rPr>
-                <w:sz w:val="18"/>
-              </w:rPr>
-              <w:t>Telefono</w:t>
-            </w:r>
-            <w:proofErr w:type="spellEnd"/>
-            <w:r>
-              <w:rPr>
-                <w:sz w:val="18"/>
-              </w:rPr>
-              <w:t>]]</w:t>
+              <w:t>[[Telefono]]</w:t>
             </w:r>
           </w:p>
         </w:tc>
@@ -1489,21 +1408,7 @@
               <w:rPr>
                 <w:sz w:val="18"/>
               </w:rPr>
-              <w:t>[[</w:t>
-            </w:r>
-            <w:proofErr w:type="spellStart"/>
-            <w:r>
-              <w:rPr>
-                <w:sz w:val="18"/>
-              </w:rPr>
-              <w:t>FechaNacimiento</w:t>
-            </w:r>
-            <w:proofErr w:type="spellEnd"/>
-            <w:r>
-              <w:rPr>
-                <w:sz w:val="18"/>
-              </w:rPr>
-              <w:t>]]</w:t>
+              <w:t>[[FechaNacimiento]]</w:t>
             </w:r>
           </w:p>
         </w:tc>
@@ -1559,21 +1464,7 @@
               <w:rPr>
                 <w:sz w:val="18"/>
               </w:rPr>
-              <w:t>[[</w:t>
-            </w:r>
-            <w:proofErr w:type="spellStart"/>
-            <w:r>
-              <w:rPr>
-                <w:sz w:val="18"/>
-              </w:rPr>
-              <w:t>EstadoCivil</w:t>
-            </w:r>
-            <w:proofErr w:type="spellEnd"/>
-            <w:r>
-              <w:rPr>
-                <w:sz w:val="18"/>
-              </w:rPr>
-              <w:t>]]</w:t>
+              <w:t>[[EstadoCivil]]</w:t>
             </w:r>
           </w:p>
         </w:tc>
@@ -1700,27 +1591,7 @@
                 <w:w w:val="80"/>
                 <w:sz w:val="18"/>
               </w:rPr>
-              <w:t>: [[</w:t>
-            </w:r>
-            <w:proofErr w:type="spellStart"/>
-            <w:r>
-              <w:rPr>
-                <w:b/>
-                <w:spacing w:val="-2"/>
-                <w:w w:val="80"/>
-                <w:sz w:val="18"/>
-              </w:rPr>
-              <w:t>GrupoSanguineo</w:t>
-            </w:r>
-            <w:proofErr w:type="spellEnd"/>
-            <w:r>
-              <w:rPr>
-                <w:b/>
-                <w:spacing w:val="-2"/>
-                <w:w w:val="80"/>
-                <w:sz w:val="18"/>
-              </w:rPr>
-              <w:t>]]</w:t>
+              <w:t>: [[GrupoSanguineo]]</w:t>
             </w:r>
           </w:p>
         </w:tc>
@@ -7614,7 +7485,7 @@
                 </mc:Choice>
                 <mc:Fallback>
                   <w:pict>
-                    <v:group w14:anchorId="6FBEC584" id="Group 7" o:spid="_x0000_s1026" style="width:79.5pt;height:80.5pt;mso-position-horizontal-relative:char;mso-position-vertical-relative:line" coordsize="10096,10223" o:gfxdata="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">
+                    <v:group w14:anchorId="30CCC5FA" id="Group 7" o:spid="_x0000_s1026" style="width:79.5pt;height:80.5pt;mso-position-horizontal-relative:char;mso-position-vertical-relative:line" coordsize="10096,10223" o:gfxdata="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">
                       <v:shape id="Graphic 8" o:spid="_x0000_s1027" style="position:absolute;left:63;top:63;width:9970;height:10097;visibility:visible;mso-wrap-style:square;v-text-anchor:top" coordsize="996950,1009650" o:gfxdata="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" path="m,1009650r996950,l996950,,,,,1009650xe" filled="f" strokecolor="#f4791f" strokeweight="1pt">
                         <v:path arrowok="t"/>
                       </v:shape>
@@ -13211,79 +13082,7 @@
                 <w:w w:val="80"/>
                 <w:sz w:val="18"/>
               </w:rPr>
-              <w:t>C.C. [[</w:t>
-            </w:r>
-            <w:proofErr w:type="spellStart"/>
-            <w:r>
-              <w:rPr>
-                <w:b/>
-                <w:w w:val="80"/>
-                <w:sz w:val="18"/>
-              </w:rPr>
-              <w:t>CheckCC</w:t>
-            </w:r>
-            <w:proofErr w:type="spellEnd"/>
-            <w:r>
-              <w:rPr>
-                <w:b/>
-                <w:w w:val="80"/>
-                <w:sz w:val="18"/>
-              </w:rPr>
-              <w:t>]] C.E. [[</w:t>
-            </w:r>
-            <w:proofErr w:type="spellStart"/>
-            <w:r>
-              <w:rPr>
-                <w:b/>
-                <w:w w:val="80"/>
-                <w:sz w:val="18"/>
-              </w:rPr>
-              <w:t>CheckCE</w:t>
-            </w:r>
-            <w:proofErr w:type="spellEnd"/>
-            <w:r>
-              <w:rPr>
-                <w:b/>
-                <w:w w:val="80"/>
-                <w:sz w:val="18"/>
-              </w:rPr>
-              <w:t>]] TI. [[</w:t>
-            </w:r>
-            <w:proofErr w:type="spellStart"/>
-            <w:r>
-              <w:rPr>
-                <w:b/>
-                <w:w w:val="80"/>
-                <w:sz w:val="18"/>
-              </w:rPr>
-              <w:t>CheckTI</w:t>
-            </w:r>
-            <w:proofErr w:type="spellEnd"/>
-            <w:r>
-              <w:rPr>
-                <w:b/>
-                <w:w w:val="80"/>
-                <w:sz w:val="18"/>
-              </w:rPr>
-              <w:t>]] R.C. [[</w:t>
-            </w:r>
-            <w:proofErr w:type="spellStart"/>
-            <w:r>
-              <w:rPr>
-                <w:b/>
-                <w:w w:val="80"/>
-                <w:sz w:val="18"/>
-              </w:rPr>
-              <w:t>CheckRC</w:t>
-            </w:r>
-            <w:proofErr w:type="spellEnd"/>
-            <w:r>
-              <w:rPr>
-                <w:b/>
-                <w:w w:val="80"/>
-                <w:sz w:val="18"/>
-              </w:rPr>
-              <w:t>]]</w:t>
+              <w:t>C.C. [[CheckCC]] C.E. [[CheckCE]] TI. [[CheckTI]] R.C. [[CheckRC]]</w:t>
             </w:r>
           </w:p>
         </w:tc>
@@ -13382,7 +13181,7 @@
 </file>
 
 <file path=word/endnotes.xml><?xml version="1.0" encoding="utf-8"?>
-<w:endnotes xmlns:wpc="http://schemas.microsoft.com/office/word/2010/wordprocessingCanvas" xmlns:cx="http://schemas.microsoft.com/office/drawing/2014/chartex" xmlns:cx1="http://schemas.microsoft.com/office/drawing/2015/9/8/chartex" xmlns:cx2="http://schemas.microsoft.com/office/drawing/2015/10/21/chartex" xmlns:cx3="http://schemas.microsoft.com/office/drawing/2016/5/9/chartex" xmlns:cx4="http://schemas.microsoft.com/office/drawing/2016/5/10/chartex" xmlns:cx5="http://schemas.microsoft.com/office/drawing/2016/5/11/chartex" xmlns:cx6="http://schemas.microsoft.com/office/drawing/2016/5/12/chartex" xmlns:cx7="http://schemas.microsoft.com/office/drawing/2016/5/13/chartex" xmlns:cx8="http://schemas.microsoft.com/office/drawing/2016/5/14/chartex" xmlns:mc="http://schemas.openxmlformats.org/markup-compatibility/2006" xmlns:aink="http://schemas.microsoft.com/office/drawing/2016/ink" xmlns:am3d="http://schemas.microsoft.com/office/drawing/2017/model3d" xmlns:o="urn:schemas-microsoft-com:office:office" xmlns:oel="http://schemas.microsoft.com/office/2019/extlst" xmlns:r="http://schemas.openxmlformats.org/officeDocument/2006/relationships" xmlns:m="http://schemas.openxmlformats.org/officeDocument/2006/math" xmlns:v="urn:schemas-microsoft-com:vml" xmlns:wp14="http://schemas.microsoft.com/office/word/2010/wordprocessingDrawing" xmlns:wp="http://schemas.openxmlformats.org/drawingml/2006/wordprocessingDrawing" xmlns:w10="urn:schemas-microsoft-com:office:word" xmlns:w="http://schemas.openxmlformats.org/wordprocessingml/2006/main" xmlns:w14="http://schemas.microsoft.com/office/word/2010/wordml" xmlns:w15="http://schemas.microsoft.com/office/word/2012/wordml" xmlns:w16cex="http://schemas.microsoft.com/office/word/2018/wordml/cex" xmlns:w16cid="http://schemas.microsoft.com/office/word/2016/wordml/cid" xmlns:w16="http://schemas.microsoft.com/office/word/2018/wordml" xmlns:w16sdtdh="http://schemas.microsoft.com/office/word/2020/wordml/sdtdatahash" xmlns:w16se="http://schemas.microsoft.com/office/word/2015/wordml/symex" xmlns:wpg="http://schemas.microsoft.com/office/word/2010/wordprocessingGroup" xmlns:wpi="http://schemas.microsoft.com/office/word/2010/wordprocessingInk" xmlns:wne="http://schemas.microsoft.com/office/word/2006/wordml" xmlns:wps="http://schemas.microsoft.com/office/word/2010/wordprocessingShape" mc:Ignorable="w14 w15 w16se w16cid w16 w16cex w16sdtdh wp14">
+<w:endnotes xmlns:wpc="http://schemas.microsoft.com/office/word/2010/wordprocessingCanvas" xmlns:cx="http://schemas.microsoft.com/office/drawing/2014/chartex" xmlns:cx1="http://schemas.microsoft.com/office/drawing/2015/9/8/chartex" xmlns:cx2="http://schemas.microsoft.com/office/drawing/2015/10/21/chartex" xmlns:cx3="http://schemas.microsoft.com/office/drawing/2016/5/9/chartex" xmlns:cx4="http://schemas.microsoft.com/office/drawing/2016/5/10/chartex" xmlns:cx5="http://schemas.microsoft.com/office/drawing/2016/5/11/chartex" xmlns:cx6="http://schemas.microsoft.com/office/drawing/2016/5/12/chartex" xmlns:cx7="http://schemas.microsoft.com/office/drawing/2016/5/13/chartex" xmlns:cx8="http://schemas.microsoft.com/office/drawing/2016/5/14/chartex" xmlns:mc="http://schemas.openxmlformats.org/markup-compatibility/2006" xmlns:aink="http://schemas.microsoft.com/office/drawing/2016/ink" xmlns:am3d="http://schemas.microsoft.com/office/drawing/2017/model3d" xmlns:o="urn:schemas-microsoft-com:office:office" xmlns:r="http://schemas.openxmlformats.org/officeDocument/2006/relationships" xmlns:m="http://schemas.openxmlformats.org/officeDocument/2006/math" xmlns:v="urn:schemas-microsoft-com:vml" xmlns:wp14="http://schemas.microsoft.com/office/word/2010/wordprocessingDrawing" xmlns:wp="http://schemas.openxmlformats.org/drawingml/2006/wordprocessingDrawing" xmlns:w10="urn:schemas-microsoft-com:office:word" xmlns:w="http://schemas.openxmlformats.org/wordprocessingml/2006/main" xmlns:w14="http://schemas.microsoft.com/office/word/2010/wordml" xmlns:w15="http://schemas.microsoft.com/office/word/2012/wordml" xmlns:w16cex="http://schemas.microsoft.com/office/word/2018/wordml/cex" xmlns:w16cid="http://schemas.microsoft.com/office/word/2016/wordml/cid" xmlns:w16="http://schemas.microsoft.com/office/word/2018/wordml" xmlns:w16sdtdh="http://schemas.microsoft.com/office/word/2020/wordml/sdtdatahash" xmlns:w16se="http://schemas.microsoft.com/office/word/2015/wordml/symex" xmlns:wpg="http://schemas.microsoft.com/office/word/2010/wordprocessingGroup" xmlns:wpi="http://schemas.microsoft.com/office/word/2010/wordprocessingInk" xmlns:wne="http://schemas.microsoft.com/office/word/2006/wordml" xmlns:wps="http://schemas.microsoft.com/office/word/2010/wordprocessingShape" mc:Ignorable="w14 w15 w16se w16cid w16 w16cex w16sdtdh wp14">
   <w:endnote w:type="separator" w:id="-1">
     <w:p>
       <w:r>
@@ -13401,7 +13200,7 @@
 </file>
 
 <file path=word/footnotes.xml><?xml version="1.0" encoding="utf-8"?>
-<w:footnotes xmlns:wpc="http://schemas.microsoft.com/office/word/2010/wordprocessingCanvas" xmlns:cx="http://schemas.microsoft.com/office/drawing/2014/chartex" xmlns:cx1="http://schemas.microsoft.com/office/drawing/2015/9/8/chartex" xmlns:cx2="http://schemas.microsoft.com/office/drawing/2015/10/21/chartex" xmlns:cx3="http://schemas.microsoft.com/office/drawing/2016/5/9/chartex" xmlns:cx4="http://schemas.microsoft.com/office/drawing/2016/5/10/chartex" xmlns:cx5="http://schemas.microsoft.com/office/drawing/2016/5/11/chartex" xmlns:cx6="http://schemas.microsoft.com/office/drawing/2016/5/12/chartex" xmlns:cx7="http://schemas.microsoft.com/office/drawing/2016/5/13/chartex" xmlns:cx8="http://schemas.microsoft.com/office/drawing/2016/5/14/chartex" xmlns:mc="http://schemas.openxmlformats.org/markup-compatibility/2006" xmlns:aink="http://schemas.microsoft.com/office/drawing/2016/ink" xmlns:am3d="http://schemas.microsoft.com/office/drawing/2017/model3d" xmlns:o="urn:schemas-microsoft-com:office:office" xmlns:oel="http://schemas.microsoft.com/office/2019/extlst" xmlns:r="http://schemas.openxmlformats.org/officeDocument/2006/relationships" xmlns:m="http://schemas.openxmlformats.org/officeDocument/2006/math" xmlns:v="urn:schemas-microsoft-com:vml" xmlns:wp14="http://schemas.microsoft.com/office/word/2010/wordprocessingDrawing" xmlns:wp="http://schemas.openxmlformats.org/drawingml/2006/wordprocessingDrawing" xmlns:w10="urn:schemas-microsoft-com:office:word" xmlns:w="http://schemas.openxmlformats.org/wordprocessingml/2006/main" xmlns:w14="http://schemas.microsoft.com/office/word/2010/wordml" xmlns:w15="http://schemas.microsoft.com/office/word/2012/wordml" xmlns:w16cex="http://schemas.microsoft.com/office/word/2018/wordml/cex" xmlns:w16cid="http://schemas.microsoft.com/office/word/2016/wordml/cid" xmlns:w16="http://schemas.microsoft.com/office/word/2018/wordml" xmlns:w16sdtdh="http://schemas.microsoft.com/office/word/2020/wordml/sdtdatahash" xmlns:w16se="http://schemas.microsoft.com/office/word/2015/wordml/symex" xmlns:wpg="http://schemas.microsoft.com/office/word/2010/wordprocessingGroup" xmlns:wpi="http://schemas.microsoft.com/office/word/2010/wordprocessingInk" xmlns:wne="http://schemas.microsoft.com/office/word/2006/wordml" xmlns:wps="http://schemas.microsoft.com/office/word/2010/wordprocessingShape" mc:Ignorable="w14 w15 w16se w16cid w16 w16cex w16sdtdh wp14">
+<w:footnotes xmlns:wpc="http://schemas.microsoft.com/office/word/2010/wordprocessingCanvas" xmlns:cx="http://schemas.microsoft.com/office/drawing/2014/chartex" xmlns:cx1="http://schemas.microsoft.com/office/drawing/2015/9/8/chartex" xmlns:cx2="http://schemas.microsoft.com/office/drawing/2015/10/21/chartex" xmlns:cx3="http://schemas.microsoft.com/office/drawing/2016/5/9/chartex" xmlns:cx4="http://schemas.microsoft.com/office/drawing/2016/5/10/chartex" xmlns:cx5="http://schemas.microsoft.com/office/drawing/2016/5/11/chartex" xmlns:cx6="http://schemas.microsoft.com/office/drawing/2016/5/12/chartex" xmlns:cx7="http://schemas.microsoft.com/office/drawing/2016/5/13/chartex" xmlns:cx8="http://schemas.microsoft.com/office/drawing/2016/5/14/chartex" xmlns:mc="http://schemas.openxmlformats.org/markup-compatibility/2006" xmlns:aink="http://schemas.microsoft.com/office/drawing/2016/ink" xmlns:am3d="http://schemas.microsoft.com/office/drawing/2017/model3d" xmlns:o="urn:schemas-microsoft-com:office:office" xmlns:r="http://schemas.openxmlformats.org/officeDocument/2006/relationships" xmlns:m="http://schemas.openxmlformats.org/officeDocument/2006/math" xmlns:v="urn:schemas-microsoft-com:vml" xmlns:wp14="http://schemas.microsoft.com/office/word/2010/wordprocessingDrawing" xmlns:wp="http://schemas.openxmlformats.org/drawingml/2006/wordprocessingDrawing" xmlns:w10="urn:schemas-microsoft-com:office:word" xmlns:w="http://schemas.openxmlformats.org/wordprocessingml/2006/main" xmlns:w14="http://schemas.microsoft.com/office/word/2010/wordml" xmlns:w15="http://schemas.microsoft.com/office/word/2012/wordml" xmlns:w16cex="http://schemas.microsoft.com/office/word/2018/wordml/cex" xmlns:w16cid="http://schemas.microsoft.com/office/word/2016/wordml/cid" xmlns:w16="http://schemas.microsoft.com/office/word/2018/wordml" xmlns:w16sdtdh="http://schemas.microsoft.com/office/word/2020/wordml/sdtdatahash" xmlns:w16se="http://schemas.microsoft.com/office/word/2015/wordml/symex" xmlns:wpg="http://schemas.microsoft.com/office/word/2010/wordprocessingGroup" xmlns:wpi="http://schemas.microsoft.com/office/word/2010/wordprocessingInk" xmlns:wne="http://schemas.microsoft.com/office/word/2006/wordml" xmlns:wps="http://schemas.microsoft.com/office/word/2010/wordprocessingShape" mc:Ignorable="w14 w15 w16se w16cid w16 w16cex w16sdtdh wp14">
   <w:footnote w:type="separator" w:id="-1">
     <w:p>
       <w:r>
@@ -13420,7 +13219,7 @@
 </file>
 
 <file path=word/header1.xml><?xml version="1.0" encoding="utf-8"?>
-<w:hdr xmlns:wpc="http://schemas.microsoft.com/office/word/2010/wordprocessingCanvas" xmlns:cx="http://schemas.microsoft.com/office/drawing/2014/chartex" xmlns:cx1="http://schemas.microsoft.com/office/drawing/2015/9/8/chartex" xmlns:cx2="http://schemas.microsoft.com/office/drawing/2015/10/21/chartex" xmlns:cx3="http://schemas.microsoft.com/office/drawing/2016/5/9/chartex" xmlns:cx4="http://schemas.microsoft.com/office/drawing/2016/5/10/chartex" xmlns:cx5="http://schemas.microsoft.com/office/drawing/2016/5/11/chartex" xmlns:cx6="http://schemas.microsoft.com/office/drawing/2016/5/12/chartex" xmlns:cx7="http://schemas.microsoft.com/office/drawing/2016/5/13/chartex" xmlns:cx8="http://schemas.microsoft.com/office/drawing/2016/5/14/chartex" xmlns:mc="http://schemas.openxmlformats.org/markup-compatibility/2006" xmlns:aink="http://schemas.microsoft.com/office/drawing/2016/ink" xmlns:am3d="http://schemas.microsoft.com/office/drawing/2017/model3d" xmlns:o="urn:schemas-microsoft-com:office:office" xmlns:oel="http://schemas.microsoft.com/office/2019/extlst" xmlns:r="http://schemas.openxmlformats.org/officeDocument/2006/relationships" xmlns:m="http://schemas.openxmlformats.org/officeDocument/2006/math" xmlns:v="urn:schemas-microsoft-com:vml" xmlns:wp14="http://schemas.microsoft.com/office/word/2010/wordprocessingDrawing" xmlns:wp="http://schemas.openxmlformats.org/drawingml/2006/wordprocessingDrawing" xmlns:w10="urn:schemas-microsoft-com:office:word" xmlns:w="http://schemas.openxmlformats.org/wordprocessingml/2006/main" xmlns:w14="http://schemas.microsoft.com/office/word/2010/wordml" xmlns:w15="http://schemas.microsoft.com/office/word/2012/wordml" xmlns:w16cex="http://schemas.microsoft.com/office/word/2018/wordml/cex" xmlns:w16cid="http://schemas.microsoft.com/office/word/2016/wordml/cid" xmlns:w16="http://schemas.microsoft.com/office/word/2018/wordml" xmlns:w16sdtdh="http://schemas.microsoft.com/office/word/2020/wordml/sdtdatahash" xmlns:w16se="http://schemas.microsoft.com/office/word/2015/wordml/symex" xmlns:wpg="http://schemas.microsoft.com/office/word/2010/wordprocessingGroup" xmlns:wpi="http://schemas.microsoft.com/office/word/2010/wordprocessingInk" xmlns:wne="http://schemas.microsoft.com/office/word/2006/wordml" xmlns:wps="http://schemas.microsoft.com/office/word/2010/wordprocessingShape" mc:Ignorable="w14 w15 w16se w16cid w16 w16cex w16sdtdh wp14">
+<w:hdr xmlns:wpc="http://schemas.microsoft.com/office/word/2010/wordprocessingCanvas" xmlns:cx="http://schemas.microsoft.com/office/drawing/2014/chartex" xmlns:cx1="http://schemas.microsoft.com/office/drawing/2015/9/8/chartex" xmlns:cx2="http://schemas.microsoft.com/office/drawing/2015/10/21/chartex" xmlns:cx3="http://schemas.microsoft.com/office/drawing/2016/5/9/chartex" xmlns:cx4="http://schemas.microsoft.com/office/drawing/2016/5/10/chartex" xmlns:cx5="http://schemas.microsoft.com/office/drawing/2016/5/11/chartex" xmlns:cx6="http://schemas.microsoft.com/office/drawing/2016/5/12/chartex" xmlns:cx7="http://schemas.microsoft.com/office/drawing/2016/5/13/chartex" xmlns:cx8="http://schemas.microsoft.com/office/drawing/2016/5/14/chartex" xmlns:mc="http://schemas.openxmlformats.org/markup-compatibility/2006" xmlns:aink="http://schemas.microsoft.com/office/drawing/2016/ink" xmlns:am3d="http://schemas.microsoft.com/office/drawing/2017/model3d" xmlns:o="urn:schemas-microsoft-com:office:office" xmlns:r="http://schemas.openxmlformats.org/officeDocument/2006/relationships" xmlns:m="http://schemas.openxmlformats.org/officeDocument/2006/math" xmlns:v="urn:schemas-microsoft-com:vml" xmlns:wp14="http://schemas.microsoft.com/office/word/2010/wordprocessingDrawing" xmlns:wp="http://schemas.openxmlformats.org/drawingml/2006/wordprocessingDrawing" xmlns:w10="urn:schemas-microsoft-com:office:word" xmlns:w="http://schemas.openxmlformats.org/wordprocessingml/2006/main" xmlns:w14="http://schemas.microsoft.com/office/word/2010/wordml" xmlns:w15="http://schemas.microsoft.com/office/word/2012/wordml" xmlns:w16cex="http://schemas.microsoft.com/office/word/2018/wordml/cex" xmlns:w16cid="http://schemas.microsoft.com/office/word/2016/wordml/cid" xmlns:w16="http://schemas.microsoft.com/office/word/2018/wordml" xmlns:w16sdtdh="http://schemas.microsoft.com/office/word/2020/wordml/sdtdatahash" xmlns:w16se="http://schemas.microsoft.com/office/word/2015/wordml/symex" xmlns:wpg="http://schemas.microsoft.com/office/word/2010/wordprocessingGroup" xmlns:wpi="http://schemas.microsoft.com/office/word/2010/wordprocessingInk" xmlns:wne="http://schemas.microsoft.com/office/word/2006/wordml" xmlns:wps="http://schemas.microsoft.com/office/word/2010/wordprocessingShape" mc:Ignorable="w14 w15 w16se w16cid w16 w16cex w16sdtdh wp14">
   <w:p>
     <w:pPr>
       <w:pStyle w:val="Textoindependiente"/>
@@ -13766,7 +13565,7 @@
               <v:stroke joinstyle="miter"/>
               <v:path gradientshapeok="t" o:connecttype="rect"/>
             </v:shapetype>
-            <v:shape id="Textbox 1" o:spid="_x0000_s1026" type="#_x0000_t202" style="position:absolute;margin-left:39.25pt;margin-top:35.4pt;width:524.05pt;height:77.85pt;z-index:15728640;visibility:visible;mso-wrap-style:square;mso-wrap-distance-left:0;mso-wrap-distance-top:0;mso-wrap-distance-right:0;mso-wrap-distance-bottom:0;mso-position-horizontal:absolute;mso-position-horizontal-relative:page;mso-position-vertical:absolute;mso-position-vertical-relative:page;v-text-anchor:top" o:gfxdata="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" filled="f" stroked="f">
+            <v:shape id="Textbox 1" o:spid="_x0000_s1026" type="#_x0000_t202" style="position:absolute;margin-left:39.25pt;margin-top:35.4pt;width:524.05pt;height:77.85pt;z-index:15728640;visibility:visible;mso-wrap-style:square;mso-wrap-distance-left:0;mso-wrap-distance-top:0;mso-wrap-distance-right:0;mso-wrap-distance-bottom:0;mso-position-horizontal:absolute;mso-position-horizontal-relative:page;mso-position-vertical:absolute;mso-position-vertical-relative:page;v-text-anchor:top" o:gfxdata="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" filled="f" stroked="f">
               <v:textbox inset="0,0,0,0">
                 <w:txbxContent>
                   <w:tbl>
@@ -14111,7 +13910,7 @@
 </file>
 
 <file path=word/numbering.xml><?xml version="1.0" encoding="utf-8"?>
-<w:numbering xmlns:wpc="http://schemas.microsoft.com/office/word/2010/wordprocessingCanvas" xmlns:cx="http://schemas.microsoft.com/office/drawing/2014/chartex" xmlns:cx1="http://schemas.microsoft.com/office/drawing/2015/9/8/chartex" xmlns:cx2="http://schemas.microsoft.com/office/drawing/2015/10/21/chartex" xmlns:cx3="http://schemas.microsoft.com/office/drawing/2016/5/9/chartex" xmlns:cx4="http://schemas.microsoft.com/office/drawing/2016/5/10/chartex" xmlns:cx5="http://schemas.microsoft.com/office/drawing/2016/5/11/chartex" xmlns:cx6="http://schemas.microsoft.com/office/drawing/2016/5/12/chartex" xmlns:cx7="http://schemas.microsoft.com/office/drawing/2016/5/13/chartex" xmlns:cx8="http://schemas.microsoft.com/office/drawing/2016/5/14/chartex" xmlns:mc="http://schemas.openxmlformats.org/markup-compatibility/2006" xmlns:aink="http://schemas.microsoft.com/office/drawing/2016/ink" xmlns:am3d="http://schemas.microsoft.com/office/drawing/2017/model3d" xmlns:o="urn:schemas-microsoft-com:office:office" xmlns:oel="http://schemas.microsoft.com/office/2019/extlst" xmlns:r="http://schemas.openxmlformats.org/officeDocument/2006/relationships" xmlns:m="http://schemas.openxmlformats.org/officeDocument/2006/math" xmlns:v="urn:schemas-microsoft-com:vml" xmlns:wp14="http://schemas.microsoft.com/office/word/2010/wordprocessingDrawing" xmlns:wp="http://schemas.openxmlformats.org/drawingml/2006/wordprocessingDrawing" xmlns:w10="urn:schemas-microsoft-com:office:word" xmlns:w="http://schemas.openxmlformats.org/wordprocessingml/2006/main" xmlns:w14="http://schemas.microsoft.com/office/word/2010/wordml" xmlns:w15="http://schemas.microsoft.com/office/word/2012/wordml" xmlns:w16cex="http://schemas.microsoft.com/office/word/2018/wordml/cex" xmlns:w16cid="http://schemas.microsoft.com/office/word/2016/wordml/cid" xmlns:w16="http://schemas.microsoft.com/office/word/2018/wordml" xmlns:w16sdtdh="http://schemas.microsoft.com/office/word/2020/wordml/sdtdatahash" xmlns:w16se="http://schemas.microsoft.com/office/word/2015/wordml/symex" xmlns:wpg="http://schemas.microsoft.com/office/word/2010/wordprocessingGroup" xmlns:wpi="http://schemas.microsoft.com/office/word/2010/wordprocessingInk" xmlns:wne="http://schemas.microsoft.com/office/word/2006/wordml" xmlns:wps="http://schemas.microsoft.com/office/word/2010/wordprocessingShape" mc:Ignorable="w14 w15 w16se w16cid w16 w16cex w16sdtdh wp14">
+<w:numbering xmlns:wpc="http://schemas.microsoft.com/office/word/2010/wordprocessingCanvas" xmlns:cx="http://schemas.microsoft.com/office/drawing/2014/chartex" xmlns:cx1="http://schemas.microsoft.com/office/drawing/2015/9/8/chartex" xmlns:cx2="http://schemas.microsoft.com/office/drawing/2015/10/21/chartex" xmlns:cx3="http://schemas.microsoft.com/office/drawing/2016/5/9/chartex" xmlns:cx4="http://schemas.microsoft.com/office/drawing/2016/5/10/chartex" xmlns:cx5="http://schemas.microsoft.com/office/drawing/2016/5/11/chartex" xmlns:cx6="http://schemas.microsoft.com/office/drawing/2016/5/12/chartex" xmlns:cx7="http://schemas.microsoft.com/office/drawing/2016/5/13/chartex" xmlns:cx8="http://schemas.microsoft.com/office/drawing/2016/5/14/chartex" xmlns:mc="http://schemas.openxmlformats.org/markup-compatibility/2006" xmlns:aink="http://schemas.microsoft.com/office/drawing/2016/ink" xmlns:am3d="http://schemas.microsoft.com/office/drawing/2017/model3d" xmlns:o="urn:schemas-microsoft-com:office:office" xmlns:r="http://schemas.openxmlformats.org/officeDocument/2006/relationships" xmlns:m="http://schemas.openxmlformats.org/officeDocument/2006/math" xmlns:v="urn:schemas-microsoft-com:vml" xmlns:wp14="http://schemas.microsoft.com/office/word/2010/wordprocessingDrawing" xmlns:wp="http://schemas.openxmlformats.org/drawingml/2006/wordprocessingDrawing" xmlns:w10="urn:schemas-microsoft-com:office:word" xmlns:w="http://schemas.openxmlformats.org/wordprocessingml/2006/main" xmlns:w14="http://schemas.microsoft.com/office/word/2010/wordml" xmlns:w15="http://schemas.microsoft.com/office/word/2012/wordml" xmlns:w16cex="http://schemas.microsoft.com/office/word/2018/wordml/cex" xmlns:w16cid="http://schemas.microsoft.com/office/word/2016/wordml/cid" xmlns:w16="http://schemas.microsoft.com/office/word/2018/wordml" xmlns:w16sdtdh="http://schemas.microsoft.com/office/word/2020/wordml/sdtdatahash" xmlns:w16se="http://schemas.microsoft.com/office/word/2015/wordml/symex" xmlns:wpg="http://schemas.microsoft.com/office/word/2010/wordprocessingGroup" xmlns:wpi="http://schemas.microsoft.com/office/word/2010/wordprocessingInk" xmlns:wne="http://schemas.microsoft.com/office/word/2006/wordml" xmlns:wps="http://schemas.microsoft.com/office/word/2010/wordprocessingShape" mc:Ignorable="w14 w15 w16se w16cid w16 w16cex w16sdtdh wp14">
   <w:abstractNum w:abstractNumId="0" w15:restartNumberingAfterBreak="0">
     <w:nsid w:val="0FFE3472"/>
     <w:multiLevelType w:val="hybridMultilevel"/>
@@ -14477,13 +14276,13 @@
       </w:rPr>
     </w:lvl>
   </w:abstractNum>
-  <w:num w:numId="1" w16cid:durableId="1822966294">
+  <w:num w:numId="1">
     <w:abstractNumId w:val="2"/>
   </w:num>
-  <w:num w:numId="2" w16cid:durableId="93526617">
+  <w:num w:numId="2">
     <w:abstractNumId w:val="0"/>
   </w:num>
-  <w:num w:numId="3" w16cid:durableId="83191341">
+  <w:num w:numId="3">
     <w:abstractNumId w:val="1"/>
   </w:num>
 </w:numbering>

--- a/webapp/templates/word/Datos_Personales.docx
+++ b/webapp/templates/word/Datos_Personales.docx
@@ -387,7 +387,7 @@
                 </mc:Choice>
                 <mc:Fallback>
                   <w:pict>
-                    <v:group w14:anchorId="672FEA22" id="Group 3" o:spid="_x0000_s1026" style="position:absolute;margin-left:3.5pt;margin-top:28.25pt;width:221.6pt;height:.45pt;z-index:-251658752;mso-wrap-distance-left:0;mso-wrap-distance-right:0" coordsize="28143,57" o:gfxdata="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">
+                    <v:group w14:anchorId="186FDBBF" id="Group 3" o:spid="_x0000_s1026" style="position:absolute;margin-left:3.5pt;margin-top:28.25pt;width:221.6pt;height:.45pt;z-index:-251658752;mso-wrap-distance-left:0;mso-wrap-distance-right:0" coordsize="28143,57" o:gfxdata="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">
                       <v:shape id="Graphic 4" o:spid="_x0000_s1027" style="position:absolute;top:28;width:28143;height:13;visibility:visible;mso-wrap-style:square;v-text-anchor:top" coordsize="2814320,1270" o:gfxdata="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" path="m,l2814059,e" filled="f" strokeweight=".45pt">
                         <v:path arrowok="t"/>
                       </v:shape>
@@ -875,7 +875,7 @@
                 </mc:Choice>
                 <mc:Fallback>
                   <w:pict>
-                    <v:group w14:anchorId="0AF7385B" id="Group 5" o:spid="_x0000_s1026" style="position:absolute;margin-left:2.85pt;margin-top:18.2pt;width:484.15pt;height:.45pt;z-index:-251651584;mso-wrap-distance-left:0;mso-wrap-distance-right:0" coordsize="61487,57" o:gfxdata="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">
+                    <v:group w14:anchorId="5B0BF194" id="Group 5" o:spid="_x0000_s1026" style="position:absolute;margin-left:2.85pt;margin-top:18.2pt;width:484.15pt;height:.45pt;z-index:-251651584;mso-wrap-distance-left:0;mso-wrap-distance-right:0" coordsize="61487,57" o:gfxdata="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">
                       <v:shape id="Graphic 6" o:spid="_x0000_s1027" style="position:absolute;top:28;width:61487;height:13;visibility:visible;mso-wrap-style:square;v-text-anchor:top" coordsize="6148705,1270" o:gfxdata="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" path="m,l6148546,e" filled="f" strokeweight=".45pt">
                         <v:path arrowok="t"/>
                       </v:shape>
@@ -1019,7 +1019,7 @@
       </w:tr>
       <w:tr>
         <w:trPr>
-          <w:trHeight w:val="276"/>
+          <w:trHeight w:val="327"/>
         </w:trPr>
         <w:tc>
           <w:tcPr>
@@ -1386,7 +1386,7 @@
       </w:tr>
       <w:tr>
         <w:trPr>
-          <w:trHeight w:val="266"/>
+          <w:trHeight w:val="331"/>
         </w:trPr>
         <w:tc>
           <w:tcPr>
@@ -1515,7 +1515,7 @@
       </w:tr>
       <w:tr>
         <w:trPr>
-          <w:trHeight w:val="205"/>
+          <w:trHeight w:val="351"/>
         </w:trPr>
         <w:tc>
           <w:tcPr>
@@ -1605,7 +1605,7 @@
       </w:tr>
       <w:tr>
         <w:trPr>
-          <w:trHeight w:val="820"/>
+          <w:trHeight w:val="555"/>
         </w:trPr>
         <w:tc>
           <w:tcPr>
@@ -2634,7 +2634,7 @@
       </w:tr>
       <w:tr>
         <w:trPr>
-          <w:trHeight w:val="1140"/>
+          <w:trHeight w:val="711"/>
         </w:trPr>
         <w:tc>
           <w:tcPr>
@@ -3309,7 +3309,7 @@
       </w:tr>
       <w:tr>
         <w:trPr>
-          <w:trHeight w:val="278"/>
+          <w:trHeight w:val="273"/>
         </w:trPr>
         <w:tc>
           <w:tcPr>
@@ -3527,7 +3527,7 @@
       </w:tr>
       <w:tr>
         <w:trPr>
-          <w:trHeight w:val="1122"/>
+          <w:trHeight w:val="976"/>
         </w:trPr>
         <w:tc>
           <w:tcPr>
@@ -4189,7 +4189,7 @@
       </w:tr>
       <w:tr>
         <w:trPr>
-          <w:trHeight w:val="288"/>
+          <w:trHeight w:val="284"/>
         </w:trPr>
         <w:tc>
           <w:tcPr>
@@ -4331,7 +4331,7 @@
       </w:tr>
       <w:tr>
         <w:trPr>
-          <w:trHeight w:val="263"/>
+          <w:trHeight w:val="274"/>
         </w:trPr>
         <w:tc>
           <w:tcPr>
@@ -5076,7 +5076,7 @@
       </w:tr>
       <w:tr>
         <w:trPr>
-          <w:trHeight w:val="284"/>
+          <w:trHeight w:val="295"/>
         </w:trPr>
         <w:tc>
           <w:tcPr>
@@ -5220,7 +5220,7 @@
       </w:tr>
       <w:tr>
         <w:trPr>
-          <w:trHeight w:val="273"/>
+          <w:trHeight w:val="272"/>
         </w:trPr>
         <w:tc>
           <w:tcPr>
@@ -5294,7 +5294,7 @@
       </w:tr>
       <w:tr>
         <w:trPr>
-          <w:trHeight w:val="261"/>
+          <w:trHeight w:val="134"/>
         </w:trPr>
         <w:tc>
           <w:tcPr>
@@ -6050,7 +6050,7 @@
       </w:tr>
       <w:tr>
         <w:trPr>
-          <w:trHeight w:val="412"/>
+          <w:trHeight w:val="278"/>
         </w:trPr>
         <w:tc>
           <w:tcPr>
@@ -7120,7 +7120,7 @@
       </w:tr>
       <w:tr>
         <w:trPr>
-          <w:trHeight w:val="205"/>
+          <w:trHeight w:val="265"/>
         </w:trPr>
         <w:tc>
           <w:tcPr>
@@ -7904,7 +7904,7 @@
       </w:tr>
       <w:tr>
         <w:trPr>
-          <w:trHeight w:val="332"/>
+          <w:trHeight w:val="146"/>
         </w:trPr>
         <w:tc>
           <w:tcPr>
@@ -8437,7 +8437,7 @@
       </w:tr>
       <w:tr>
         <w:trPr>
-          <w:trHeight w:val="233"/>
+          <w:trHeight w:val="282"/>
         </w:trPr>
         <w:tc>
           <w:tcPr>
@@ -8597,7 +8597,7 @@
       </w:tr>
       <w:tr>
         <w:trPr>
-          <w:trHeight w:val="207"/>
+          <w:trHeight w:val="257"/>
         </w:trPr>
         <w:tc>
           <w:tcPr>
@@ -8742,7 +8742,7 @@
       </w:tr>
       <w:tr>
         <w:trPr>
-          <w:trHeight w:val="2478"/>
+          <w:trHeight w:val="2174"/>
         </w:trPr>
         <w:tc>
           <w:tcPr>
@@ -8949,7 +8949,7 @@
                 </mc:Choice>
                 <mc:Fallback>
                   <w:pict>
-                    <v:group w14:anchorId="0FC322E3" id="Group 7" o:spid="_x0000_s1026" style="width:79.5pt;height:80.5pt;mso-position-horizontal-relative:char;mso-position-vertical-relative:line" coordsize="10096,10223" o:gfxdata="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">
+                    <v:group w14:anchorId="7A8B7A48" id="Group 7" o:spid="_x0000_s1026" style="width:79.5pt;height:80.5pt;mso-position-horizontal-relative:char;mso-position-vertical-relative:line" coordsize="10096,10223" o:gfxdata="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">
                       <v:shape id="Graphic 8" o:spid="_x0000_s1027" style="position:absolute;left:63;top:63;width:9970;height:10097;visibility:visible;mso-wrap-style:square;v-text-anchor:top" coordsize="996950,1009650" o:gfxdata="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" path="m,1009650r996950,l996950,,,,,1009650xe" filled="f" strokecolor="#f4791f" strokeweight="1pt">
                         <v:path arrowok="t"/>
                       </v:shape>
